--- a/materials/02_マスキング演習素材.docx
+++ b/materials/02_マスキング演習素材.docx
@@ -37,7 +37,7 @@
           <w:rFonts w:ascii="Yu Gothic" w:hAnsi="Yu Gothic" w:eastAsia="游ゴシック"/>
           <w:b w:val="0"/>
         </w:rPr>
-        <w:t>以下は、みなと精機への初回訪問に向けて営業担当者が書き留めたメモです。このメモを Copilot に貼り付けて「ヒアリングで聞くべき質問を考えて」と依頼しようとしています。</w:t>
+        <w:t>以下は、みらい商事への初回訪問に向けて営業担当者が書き留めたメモです。このメモを Copilot に貼り付けて「ヒアリングで聞くべき質問を考えて」と依頼しようとしています。</w:t>
       </w:r>
     </w:p>
     <w:p>
@@ -58,7 +58,7 @@
           <w:rFonts w:ascii="Yu Gothic" w:hAnsi="Yu Gothic" w:eastAsia="游ゴシック"/>
           <w:b w:val="0"/>
         </w:rPr>
-        <w:t>① みなと精機は横浜市に本社を置く精密部品メーカーで、従業員は約850名。</w:t>
+        <w:t>① みらい商事は東京都に本社を置く産業機器・電子部品の専門商社で、従業員は約520名。</w:t>
       </w:r>
     </w:p>
     <w:p>
@@ -67,7 +67,7 @@
           <w:rFonts w:ascii="Yu Gothic" w:hAnsi="Yu Gothic" w:eastAsia="游ゴシック"/>
           <w:b w:val="0"/>
         </w:rPr>
-        <w:t>② 中期経営計画「MINATO VISION 2028」でDX推進を重点施策にしている。</w:t>
+        <w:t>② Microsoft 365 を全社で利用している。</w:t>
       </w:r>
     </w:p>
     <w:p>
@@ -76,7 +76,7 @@
           <w:rFonts w:ascii="Yu Gothic" w:hAnsi="Yu Gothic" w:eastAsia="游ゴシック"/>
           <w:b w:val="0"/>
         </w:rPr>
-        <w:t>③ 窓口の高野 健太さんの携帯番号は 080-4127-3395、メールは takano.k@minato-seiki.example.jp。</w:t>
+        <w:t>③ 窓口の高野 健太さんの携帯番号は 080-4127-3395、メールは takano.k@mirai-shoji.example.jp。</w:t>
       </w:r>
     </w:p>
     <w:p>
@@ -85,7 +85,7 @@
           <w:rFonts w:ascii="Yu Gothic" w:hAnsi="Yu Gothic" w:eastAsia="游ゴシック"/>
           <w:b w:val="0"/>
         </w:rPr>
-        <w:t>④ 2027年春に群馬第二工場の新設を計画中（まだ社外には公表していないので口外しないでほしいと言われた）。</w:t>
+        <w:t>④ 来年4月に大阪支社を東京本社に統合する計画がある（まだ社内でも一部しか知らないので口外しないでほしいと言われた）。</w:t>
       </w:r>
     </w:p>
     <w:p>
@@ -94,7 +94,7 @@
           <w:rFonts w:ascii="Yu Gothic" w:hAnsi="Yu Gothic" w:eastAsia="游ゴシック"/>
           <w:b w:val="0"/>
         </w:rPr>
-        <w:t>⑤ 受講予定者のうち、生産技術課の山内さんと品質保証課の岡田さんは昨年度の人事評価が低く、研修で底上げしたいとのこと。</w:t>
+        <w:t>⑤ 受講予定者のうち、営業第一部の山内さんと岡田さんは今期の営業成績が低迷しており、研修で底上げしたいとのこと。</w:t>
       </w:r>
     </w:p>
     <w:p>
@@ -103,7 +103,7 @@
           <w:rFonts w:ascii="Yu Gothic" w:hAnsi="Yu Gothic" w:eastAsia="游ゴシック"/>
           <w:b w:val="0"/>
         </w:rPr>
-        <w:t>⑥ 競合のA社は受講者1名あたり約5万円で提案してきているらしい。</w:t>
+        <w:t>⑥ 競合のA社は1日研修を受講者1名あたり約4万円で提案してきているらしい。</w:t>
       </w:r>
     </w:p>
     <w:p>
@@ -121,7 +121,7 @@
           <w:rFonts w:ascii="Yu Gothic" w:hAnsi="Yu Gothic" w:eastAsia="游ゴシック"/>
           <w:b w:val="0"/>
         </w:rPr>
-        <w:t>⑧ 対象は入社2〜5年目の技術職 約60名。3工場に分かれている。</w:t>
+        <w:t>⑧ 対象は法人営業20名、11月上旬に実施したい。予算の目安は100万円（まだ承認前）。</w:t>
       </w:r>
     </w:p>
     <w:p>
@@ -139,7 +139,7 @@
           <w:rFonts w:ascii="Yu Gothic" w:hAnsi="Yu Gothic" w:eastAsia="游ゴシック"/>
           <w:b w:val="0"/>
         </w:rPr>
-        <w:t>⑩ 製造業では熟練技能者の退職による技能伝承が業界全体の課題になっている。</w:t>
+        <w:t>⑩ 生成AIを業務で使う企業では、利用ガイドラインの整備と社員教育が課題になっている。</w:t>
       </w:r>
     </w:p>
     <w:p>

--- a/materials/02_マスキング演習素材.docx
+++ b/materials/02_マスキング演習素材.docx
@@ -28,7 +28,7 @@
           <w:rFonts w:ascii="Yu Gothic" w:hAnsi="Yu Gothic" w:eastAsia="游ゴシック"/>
           <w:b w:val="0"/>
         </w:rPr>
-        <w:t>作成：ELIソリューションズ 営業部 第二営業課　2026年10月2日</w:t>
+        <w:t>作成：ELIソリューションズ 高橋栄司　2026年10月2日</w:t>
       </w:r>
     </w:p>
     <w:p>
@@ -58,7 +58,7 @@
           <w:rFonts w:ascii="Yu Gothic" w:hAnsi="Yu Gothic" w:eastAsia="游ゴシック"/>
           <w:b w:val="0"/>
         </w:rPr>
-        <w:t>① みらい商事は東京都に本社を置く産業機器・電子部品の専門商社で、従業員は約520名。</w:t>
+        <w:t>① みらい商事は東京都の会社で、全社の従業員は約300名。</w:t>
       </w:r>
     </w:p>
     <w:p>
@@ -76,7 +76,7 @@
           <w:rFonts w:ascii="Yu Gothic" w:hAnsi="Yu Gothic" w:eastAsia="游ゴシック"/>
           <w:b w:val="0"/>
         </w:rPr>
-        <w:t>③ 窓口の高野 健太さんの携帯番号は 080-4127-3395、メールは takano.k@mirai-shoji.example.jp。</w:t>
+        <w:t>③ 窓口の佐藤 美和さんの携帯番号は 080-4127-3395、メールは sato.m@mirai-shoji.example.jp。</w:t>
       </w:r>
     </w:p>
     <w:p>
@@ -85,7 +85,7 @@
           <w:rFonts w:ascii="Yu Gothic" w:hAnsi="Yu Gothic" w:eastAsia="游ゴシック"/>
           <w:b w:val="0"/>
         </w:rPr>
-        <w:t>④ 来年4月に大阪支社を東京本社に統合する計画がある（まだ社内でも一部しか知らないので口外しないでほしいと言われた）。</w:t>
+        <w:t>④ 来年4月に組織再編の予定がある（まだ社内でも一部しか知らないので口外しないでほしいと言われた）。</w:t>
       </w:r>
     </w:p>
     <w:p>
@@ -94,7 +94,7 @@
           <w:rFonts w:ascii="Yu Gothic" w:hAnsi="Yu Gothic" w:eastAsia="游ゴシック"/>
           <w:b w:val="0"/>
         </w:rPr>
-        <w:t>⑤ 受講予定者のうち、営業第一部の山内さんと岡田さんは今期の営業成績が低迷しており、研修で底上げしたいとのこと。</w:t>
+        <w:t>⑤ 受講予定者のうち、山内さんと岡田さんは今期の営業成績が低迷しており、研修で底上げしたいとのこと。</w:t>
       </w:r>
     </w:p>
     <w:p>
@@ -103,7 +103,7 @@
           <w:rFonts w:ascii="Yu Gothic" w:hAnsi="Yu Gothic" w:eastAsia="游ゴシック"/>
           <w:b w:val="0"/>
         </w:rPr>
-        <w:t>⑥ 競合のA社は1日研修を受講者1名あたり約4万円で提案してきているらしい。</w:t>
+        <w:t>⑥ 競合のA社は2日間の研修を受講者1名あたり約4万円で提案してきているらしい。</w:t>
       </w:r>
     </w:p>
     <w:p>
@@ -121,7 +121,7 @@
           <w:rFonts w:ascii="Yu Gothic" w:hAnsi="Yu Gothic" w:eastAsia="游ゴシック"/>
           <w:b w:val="0"/>
         </w:rPr>
-        <w:t>⑧ 対象は法人営業20名、11月上旬に実施したい。予算の目安は100万円（まだ承認前）。</w:t>
+        <w:t>⑧ 対象は法人営業の担当者20名、11月上旬に実施したい。予算の目安は100万円（承認前）。</w:t>
       </w:r>
     </w:p>
     <w:p>
@@ -139,7 +139,7 @@
           <w:rFonts w:ascii="Yu Gothic" w:hAnsi="Yu Gothic" w:eastAsia="游ゴシック"/>
           <w:b w:val="0"/>
         </w:rPr>
-        <w:t>⑩ 生成AIを業務で使う企業では、利用ガイドラインの整備と社員教育が課題になっている。</w:t>
+        <w:t>⑩ 生成AIを業務で使う企業では、利用ルールの整備と社員教育が課題になっている。</w:t>
       </w:r>
     </w:p>
     <w:p>
